--- a/Labs/lab22 audio amplifierMeasurement/audioAmplifier Measurement Document.docx
+++ b/Labs/lab22 audio amplifierMeasurement/audioAmplifier Measurement Document.docx
@@ -787,10 +787,7 @@
         <w:pStyle w:val="Heading1"/>
       </w:pPr>
       <w:r>
-        <w:t>Outcome</w:t>
-      </w:r>
-      <w:r>
-        <w:t xml:space="preserve"> and </w:t>
+        <w:t xml:space="preserve">Outcome and </w:t>
       </w:r>
       <w:r>
         <w:t>O</w:t>
@@ -817,11 +814,25 @@
         <w:t xml:space="preserve"> of this</w:t>
       </w:r>
       <w:r>
-        <w:t xml:space="preserve"> lab is the proper adjustment the </w:t>
+        <w:t xml:space="preserve"> lab is the proper adjustment </w:t>
+      </w:r>
+      <w:r>
+        <w:t xml:space="preserve">of </w:t>
+      </w:r>
+      <w:r>
+        <w:t xml:space="preserve">the </w:t>
       </w:r>
       <w:bookmarkStart w:id="0" w:name="_Hlk81765466"/>
-      <w:r>
-        <w:t xml:space="preserve">Vbe multiplier and DC offset of </w:t>
+      <w:proofErr w:type="spellStart"/>
+      <w:r>
+        <w:t>Vbe</w:t>
+      </w:r>
+      <w:proofErr w:type="spellEnd"/>
+      <w:r>
+        <w:t xml:space="preserve"> multiplier and DC offset of </w:t>
+      </w:r>
+      <w:r>
+        <w:t xml:space="preserve">the </w:t>
       </w:r>
       <w:r>
         <w:t xml:space="preserve">audio </w:t>
@@ -900,7 +911,7 @@
         <w:t>A</w:t>
       </w:r>
       <w:r>
-        <w:t xml:space="preserve">mplifier is shown in the schematic shown </w:t>
+        <w:t xml:space="preserve">mplifier is shown in the schematic </w:t>
       </w:r>
       <w:r>
         <w:t xml:space="preserve">in </w:t>
@@ -930,10 +941,32 @@
         <w:t>.</w:t>
       </w:r>
       <w:r>
-        <w:t xml:space="preserve"> Today you will calibrate the bias voltage and Vbe voltage and then use your audio amplifier.</w:t>
-      </w:r>
-      <w:r>
-        <w:t xml:space="preserve">  To do this, you will need to refer to your previous week’s lab calculations.  So before you start, access this document and keep it handy.</w:t>
+        <w:t xml:space="preserve"> Today you will calibrate the bias voltage and </w:t>
+      </w:r>
+      <w:proofErr w:type="spellStart"/>
+      <w:r>
+        <w:t>Vbe</w:t>
+      </w:r>
+      <w:proofErr w:type="spellEnd"/>
+      <w:r>
+        <w:t xml:space="preserve"> voltage and then use your audio amplifier.</w:t>
+      </w:r>
+      <w:r>
+        <w:t xml:space="preserve">  To do this, you will need to refer to your previous week’s lab calculations.  </w:t>
+      </w:r>
+      <w:r>
+        <w:t>So,</w:t>
+      </w:r>
+      <w:r>
+        <w:t xml:space="preserve"> before you start, access this </w:t>
+      </w:r>
+      <w:proofErr w:type="gramStart"/>
+      <w:r>
+        <w:t>document</w:t>
+      </w:r>
+      <w:proofErr w:type="gramEnd"/>
+      <w:r>
+        <w:t xml:space="preserve"> and keep it handy.</w:t>
       </w:r>
     </w:p>
     <w:p>
@@ -995,14 +1028,27 @@
       <w:r>
         <w:t xml:space="preserve">Figure </w:t>
       </w:r>
-      <w:fldSimple w:instr=" SEQ Figure \* ARABIC ">
-        <w:r>
-          <w:rPr>
-            <w:noProof/>
-          </w:rPr>
-          <w:t>1</w:t>
-        </w:r>
-      </w:fldSimple>
+      <w:r>
+        <w:fldChar w:fldCharType="begin"/>
+      </w:r>
+      <w:r>
+        <w:instrText xml:space="preserve"> SEQ Figure \* ARABIC </w:instrText>
+      </w:r>
+      <w:r>
+        <w:fldChar w:fldCharType="separate"/>
+      </w:r>
+      <w:r>
+        <w:rPr>
+          <w:noProof/>
+        </w:rPr>
+        <w:t>1</w:t>
+      </w:r>
+      <w:r>
+        <w:rPr>
+          <w:noProof/>
+        </w:rPr>
+        <w:fldChar w:fldCharType="end"/>
+      </w:r>
       <w:bookmarkEnd w:id="1"/>
       <w:r>
         <w:t xml:space="preserve">: The </w:t>
@@ -1087,11 +1133,31 @@
         <w:fldChar w:fldCharType="end"/>
       </w:r>
       <w:r>
-        <w:t xml:space="preserve"> and you will see the letters “CW” printed next to the number 3.  This means that as you turn the brass adjustment screw in a ClockWise (CW) direction the center tap (terminal 2) moves closer to the left pin (terminal 3).  This is accomplished using a worm drive mechanism; the brass </w:t>
+        <w:t xml:space="preserve"> and you will see the letters “CW” printed next to the number 3.  This means that as you turn the brass adjustment screw in a </w:t>
+      </w:r>
+      <w:proofErr w:type="spellStart"/>
+      <w:r>
+        <w:t>ClockWise</w:t>
+      </w:r>
+      <w:proofErr w:type="spellEnd"/>
+      <w:r>
+        <w:t xml:space="preserve"> (CW) direction the center tap (terminal 2) moves closer to the left pin (terminal 3).  This is accomplished using a worm drive mechanism; the brass adjustment screw engages a gear attached to the center tap.  The geared center tap moves around </w:t>
       </w:r>
       <w:r>
         <w:lastRenderedPageBreak/>
-        <w:t>adjustment screw engages a gear attached to the center tap.  The geared center tap moves around the carbon track connecting terminals 1 and 3.  The worm drive acts like a gear reduction; this means that you need to rotate the brass adjustment screw 20 times to move the center tap from terminal 1 to terminal 3 (or vice versa).  Note that the rotating the brass adjustment screw CounterClockWise (CCW) moves the center tap towards the right pin (terminal 1).</w:t>
+        <w:t>the carbon track connecting terminals 1 and 3.  The worm drive acts like a gear reduction; this means that you need to rotate the brass adjustment screw 20 times to move the center tap from terminal 1 to terminal 3 (or vice versa).  Note that the rotating the brass adjustment screw Counter</w:t>
+      </w:r>
+      <w:r>
+        <w:t>c</w:t>
+      </w:r>
+      <w:r>
+        <w:t>lock</w:t>
+      </w:r>
+      <w:r>
+        <w:t>w</w:t>
+      </w:r>
+      <w:r>
+        <w:t>ise (CCW) moves the center tap towards the right pin (terminal 1).</w:t>
       </w:r>
     </w:p>
     <w:p/>
@@ -1166,14 +1232,27 @@
       <w:r>
         <w:t xml:space="preserve">Figure </w:t>
       </w:r>
-      <w:fldSimple w:instr=" SEQ Figure \* ARABIC ">
-        <w:r>
-          <w:rPr>
-            <w:noProof/>
-          </w:rPr>
-          <w:t>2</w:t>
-        </w:r>
-      </w:fldSimple>
+      <w:r>
+        <w:fldChar w:fldCharType="begin"/>
+      </w:r>
+      <w:r>
+        <w:instrText xml:space="preserve"> SEQ Figure \* ARABIC </w:instrText>
+      </w:r>
+      <w:r>
+        <w:fldChar w:fldCharType="separate"/>
+      </w:r>
+      <w:r>
+        <w:rPr>
+          <w:noProof/>
+        </w:rPr>
+        <w:t>2</w:t>
+      </w:r>
+      <w:r>
+        <w:rPr>
+          <w:noProof/>
+        </w:rPr>
+        <w:fldChar w:fldCharType="end"/>
+      </w:r>
       <w:bookmarkEnd w:id="2"/>
       <w:r>
         <w:t>: The internal structure of a 20-turn potentiometer.</w:t>
@@ -1184,7 +1263,19 @@
         <w:pStyle w:val="Heading2"/>
       </w:pPr>
       <w:r>
-        <w:t>Audio Signal and the 3.5mm audio cable</w:t>
+        <w:t xml:space="preserve">Audio Signal and the 3.5mm </w:t>
+      </w:r>
+      <w:r>
+        <w:t>A</w:t>
+      </w:r>
+      <w:r>
+        <w:t xml:space="preserve">udio </w:t>
+      </w:r>
+      <w:r>
+        <w:t>C</w:t>
+      </w:r>
+      <w:r>
+        <w:t>able</w:t>
       </w:r>
     </w:p>
     <w:p>
@@ -1203,12 +1294,36 @@
         <w:rPr>
           <w:bCs/>
         </w:rPr>
-        <w:t xml:space="preserve">different audio producing stereo sound.  The Audio board accepts stereo inputs </w:t>
+        <w:t>different audio</w:t>
       </w:r>
       <w:r>
         <w:rPr>
           <w:bCs/>
         </w:rPr>
+        <w:t>,</w:t>
+      </w:r>
+      <w:r>
+        <w:rPr>
+          <w:bCs/>
+        </w:rPr>
+        <w:t xml:space="preserve"> producing stereo sound.  The Audio </w:t>
+      </w:r>
+      <w:r>
+        <w:rPr>
+          <w:bCs/>
+        </w:rPr>
+        <w:t>B</w:t>
+      </w:r>
+      <w:r>
+        <w:rPr>
+          <w:bCs/>
+        </w:rPr>
+        <w:t xml:space="preserve">oard accepts stereo inputs </w:t>
+      </w:r>
+      <w:r>
+        <w:rPr>
+          <w:bCs/>
+        </w:rPr>
         <w:t>from</w:t>
       </w:r>
       <w:r>
@@ -1289,12 +1404,48 @@
         <w:rPr>
           <w:bCs/>
         </w:rPr>
-        <w:t xml:space="preserve">  TRS stands for Tip, Ring, Sleeve; references to 3 metallic sections of the connector.  You will connect an audio source to one end of the 3-pole TRS cable and the other end into the mating audio jack on the Audio board, at right in </w:t>
+        <w:t xml:space="preserve">  TRS stands for Tip, Ring, Sleeve</w:t>
       </w:r>
       <w:r>
         <w:rPr>
           <w:bCs/>
         </w:rPr>
+        <w:t>,</w:t>
+      </w:r>
+      <w:r>
+        <w:rPr>
+          <w:bCs/>
+        </w:rPr>
+        <w:t xml:space="preserve"> </w:t>
+      </w:r>
+      <w:r>
+        <w:rPr>
+          <w:bCs/>
+        </w:rPr>
+        <w:t>which refers</w:t>
+      </w:r>
+      <w:r>
+        <w:rPr>
+          <w:bCs/>
+        </w:rPr>
+        <w:t xml:space="preserve"> to 3 metallic sections of the connector.  You will connect an audio source to one end of the 3-pole TRS cable and the other end into the mating audio jack on the Audio </w:t>
+      </w:r>
+      <w:r>
+        <w:rPr>
+          <w:bCs/>
+        </w:rPr>
+        <w:t>B</w:t>
+      </w:r>
+      <w:r>
+        <w:rPr>
+          <w:bCs/>
+        </w:rPr>
+        <w:t xml:space="preserve">oard, at right in </w:t>
+      </w:r>
+      <w:r>
+        <w:rPr>
+          <w:bCs/>
+        </w:rPr>
         <w:fldChar w:fldCharType="begin"/>
       </w:r>
       <w:r>
@@ -1333,7 +1484,21 @@
         <w:rPr>
           <w:bCs/>
         </w:rPr>
-        <w:t xml:space="preserve">.  The left/right audio channel from the TRS cable will be available on the pair of headers labeled LEFT/RIGHT on the Audio board.  Notice that the two LEFT headers are connected together with a wire (red line in </w:t>
+        <w:t xml:space="preserve">.  The left/right audio channel from the TRS cable will be available on the pair of headers labeled LEFT/RIGHT on the Audio board.  Notice that the two LEFT headers are </w:t>
+      </w:r>
+      <w:proofErr w:type="gramStart"/>
+      <w:r>
+        <w:rPr>
+          <w:bCs/>
+        </w:rPr>
+        <w:t>connected together</w:t>
+      </w:r>
+      <w:proofErr w:type="gramEnd"/>
+      <w:r>
+        <w:rPr>
+          <w:bCs/>
+        </w:rPr>
+        <w:t xml:space="preserve"> with a wire (red line in </w:t>
       </w:r>
       <w:r>
         <w:rPr>
@@ -1553,7 +1718,7 @@
           <w:noProof/>
         </w:rPr>
         <w:drawing>
-          <wp:anchor distT="0" distB="0" distL="114300" distR="114300" simplePos="0" relativeHeight="251666432" behindDoc="1" locked="0" layoutInCell="1" allowOverlap="1" wp14:anchorId="2AC4E95C" wp14:editId="490DBFF3">
+          <wp:anchor distT="0" distB="0" distL="114300" distR="114300" simplePos="0" relativeHeight="251666432" behindDoc="1" locked="0" layoutInCell="1" allowOverlap="1" wp14:anchorId="2AC4E95C" wp14:editId="2B5782B4">
             <wp:simplePos x="0" y="0"/>
             <wp:positionH relativeFrom="column">
               <wp:posOffset>2522306</wp:posOffset>
@@ -1614,7 +1779,7 @@
           <w:noProof/>
         </w:rPr>
         <w:drawing>
-          <wp:inline distT="0" distB="0" distL="0" distR="0" wp14:anchorId="30F84225" wp14:editId="1376A111">
+          <wp:inline distT="0" distB="0" distL="0" distR="0" wp14:anchorId="30F84225" wp14:editId="6E180A7E">
             <wp:extent cx="2058574" cy="2160000"/>
             <wp:effectExtent l="0" t="0" r="0" b="0"/>
             <wp:docPr id="11" name="Picture 11"/>
@@ -1676,14 +1841,27 @@
       <w:r>
         <w:t xml:space="preserve">Figure </w:t>
       </w:r>
-      <w:fldSimple w:instr=" SEQ Figure \* ARABIC ">
-        <w:r>
-          <w:rPr>
-            <w:noProof/>
-          </w:rPr>
-          <w:t>3</w:t>
-        </w:r>
-      </w:fldSimple>
+      <w:r>
+        <w:fldChar w:fldCharType="begin"/>
+      </w:r>
+      <w:r>
+        <w:instrText xml:space="preserve"> SEQ Figure \* ARABIC </w:instrText>
+      </w:r>
+      <w:r>
+        <w:fldChar w:fldCharType="separate"/>
+      </w:r>
+      <w:r>
+        <w:rPr>
+          <w:noProof/>
+        </w:rPr>
+        <w:t>3</w:t>
+      </w:r>
+      <w:r>
+        <w:rPr>
+          <w:noProof/>
+        </w:rPr>
+        <w:fldChar w:fldCharType="end"/>
+      </w:r>
       <w:bookmarkEnd w:id="3"/>
       <w:r>
         <w:t>: left, a 3-</w:t>
@@ -1692,7 +1870,15 @@
         <w:t>pole TRS cable</w:t>
       </w:r>
       <w:r>
-        <w:t xml:space="preserve"> audio cable.  Center, the Audio board stereo input connector and associated header pins.  Right, a 2 pin jumper used to connect the LEFT or RIGHT audio channel to AMPIN.</w:t>
+        <w:t xml:space="preserve"> audio cable.  Center, the Audio board stereo input connector and associated header pins.  Right, a </w:t>
+      </w:r>
+      <w:proofErr w:type="gramStart"/>
+      <w:r>
+        <w:t>2 pin</w:t>
+      </w:r>
+      <w:proofErr w:type="gramEnd"/>
+      <w:r>
+        <w:t xml:space="preserve"> jumper used to connect the LEFT or RIGHT audio channel to AMPIN.</w:t>
       </w:r>
     </w:p>
     <w:p>
@@ -1740,7 +1926,15 @@
         <w:fldChar w:fldCharType="end"/>
       </w:r>
       <w:r>
-        <w:t xml:space="preserve"> with the exception of the components in the lower left corner, which you should NOT have installed.</w:t>
+        <w:t xml:space="preserve"> </w:t>
+      </w:r>
+      <w:proofErr w:type="gramStart"/>
+      <w:r>
+        <w:t>with the exception of</w:t>
+      </w:r>
+      <w:proofErr w:type="gramEnd"/>
+      <w:r>
+        <w:t xml:space="preserve"> the components in the lower left corner, which you should NOT have installed.</w:t>
       </w:r>
     </w:p>
     <w:p>
@@ -1802,14 +1996,27 @@
       <w:r>
         <w:t xml:space="preserve">Figure </w:t>
       </w:r>
-      <w:fldSimple w:instr=" SEQ Figure \* ARABIC ">
-        <w:r>
-          <w:rPr>
-            <w:noProof/>
-          </w:rPr>
-          <w:t>4</w:t>
-        </w:r>
-      </w:fldSimple>
+      <w:r>
+        <w:fldChar w:fldCharType="begin"/>
+      </w:r>
+      <w:r>
+        <w:instrText xml:space="preserve"> SEQ Figure \* ARABIC </w:instrText>
+      </w:r>
+      <w:r>
+        <w:fldChar w:fldCharType="separate"/>
+      </w:r>
+      <w:r>
+        <w:rPr>
+          <w:noProof/>
+        </w:rPr>
+        <w:t>4</w:t>
+      </w:r>
+      <w:r>
+        <w:rPr>
+          <w:noProof/>
+        </w:rPr>
+        <w:fldChar w:fldCharType="end"/>
+      </w:r>
       <w:bookmarkEnd w:id="4"/>
       <w:r>
         <w:t>: These are three items that need immediate attention before you start the lab.  You should NOT have any components soldered into the lower left area of the board labeled LPF, HPF, BPF, LEVEL.</w:t>
@@ -1831,8 +2038,13 @@
           <w:numId w:val="44"/>
         </w:numPr>
       </w:pPr>
-      <w:r>
-        <w:t xml:space="preserve">Vbe Multiplier POT </w:t>
+      <w:proofErr w:type="spellStart"/>
+      <w:r>
+        <w:t>Vbe</w:t>
+      </w:r>
+      <w:proofErr w:type="spellEnd"/>
+      <w:r>
+        <w:t xml:space="preserve"> Multiplier POT </w:t>
       </w:r>
       <w:r>
         <w:t>(left one)</w:t>
@@ -1847,8 +2059,13 @@
         </w:numPr>
       </w:pPr>
       <w:r>
-        <w:t>Turn the brass adjustment screw clock-wise</w:t>
-      </w:r>
+        <w:t xml:space="preserve">Turn the brass adjustment screw </w:t>
+      </w:r>
+      <w:proofErr w:type="gramStart"/>
+      <w:r>
+        <w:t>clock-wise</w:t>
+      </w:r>
+      <w:proofErr w:type="gramEnd"/>
       <w:r>
         <w:t xml:space="preserve"> </w:t>
       </w:r>
@@ -1873,8 +2090,13 @@
           <w:numId w:val="44"/>
         </w:numPr>
       </w:pPr>
-      <w:r>
-        <w:t xml:space="preserve">Vbias POT </w:t>
+      <w:proofErr w:type="spellStart"/>
+      <w:r>
+        <w:t>Vbias</w:t>
+      </w:r>
+      <w:proofErr w:type="spellEnd"/>
+      <w:r>
+        <w:t xml:space="preserve"> POT </w:t>
       </w:r>
       <w:r>
         <w:t>(right one)</w:t>
@@ -1893,7 +2115,15 @@
         <w:t xml:space="preserve">Turn the brass adjustment screw </w:t>
       </w:r>
       <w:r>
-        <w:t xml:space="preserve">counter-clock-wise </w:t>
+        <w:t>counter-</w:t>
+      </w:r>
+      <w:proofErr w:type="gramStart"/>
+      <w:r>
+        <w:t>clock-wise</w:t>
+      </w:r>
+      <w:proofErr w:type="gramEnd"/>
+      <w:r>
+        <w:t xml:space="preserve"> </w:t>
       </w:r>
       <w:r>
         <w:t xml:space="preserve">(CCW) </w:t>
@@ -1917,7 +2147,15 @@
         </w:numPr>
       </w:pPr>
       <w:r>
-        <w:t xml:space="preserve">Then turn the brass adjustment screw clock-wise </w:t>
+        <w:t xml:space="preserve">Then turn the brass adjustment screw </w:t>
+      </w:r>
+      <w:proofErr w:type="gramStart"/>
+      <w:r>
+        <w:t>clock-wise</w:t>
+      </w:r>
+      <w:proofErr w:type="gramEnd"/>
+      <w:r>
+        <w:t xml:space="preserve"> </w:t>
       </w:r>
       <w:r>
         <w:t xml:space="preserve">(CW) </w:t>
@@ -1950,8 +2188,13 @@
         </w:numPr>
       </w:pPr>
       <w:r>
-        <w:t>Configure Lab power supply channel 1</w:t>
-      </w:r>
+        <w:t xml:space="preserve">Configure Lab power supply channel </w:t>
+      </w:r>
+      <w:proofErr w:type="gramStart"/>
+      <w:r>
+        <w:t>1</w:t>
+      </w:r>
+      <w:proofErr w:type="gramEnd"/>
     </w:p>
     <w:p>
       <w:pPr>
@@ -2034,8 +2277,13 @@
         </w:numPr>
       </w:pPr>
       <w:r>
-        <w:t>Launch a web browser</w:t>
-      </w:r>
+        <w:t xml:space="preserve">Launch a web </w:t>
+      </w:r>
+      <w:proofErr w:type="gramStart"/>
+      <w:r>
+        <w:t>browser</w:t>
+      </w:r>
+      <w:proofErr w:type="gramEnd"/>
     </w:p>
     <w:p>
       <w:pPr>
@@ -2046,8 +2294,13 @@
         </w:numPr>
       </w:pPr>
       <w:r>
-        <w:t>Load youtube.com</w:t>
-      </w:r>
+        <w:t xml:space="preserve">Load </w:t>
+      </w:r>
+      <w:proofErr w:type="gramStart"/>
+      <w:r>
+        <w:t>youtube.com</w:t>
+      </w:r>
+      <w:proofErr w:type="gramEnd"/>
     </w:p>
     <w:p>
       <w:pPr>
@@ -2061,7 +2314,15 @@
         <w:t>Run the video “</w:t>
       </w:r>
       <w:r>
-        <w:t>1000 Hz Sine Wave The Ultimate 10 Hour Test Tone | 1kHz</w:t>
+        <w:t xml:space="preserve">1000 Hz Sine Wave </w:t>
+      </w:r>
+      <w:proofErr w:type="gramStart"/>
+      <w:r>
+        <w:t>The</w:t>
+      </w:r>
+      <w:proofErr w:type="gramEnd"/>
+      <w:r>
+        <w:t xml:space="preserve"> Ultimate 10 Hour Test Tone | 1kHz</w:t>
       </w:r>
       <w:r>
         <w:t>”</w:t>
@@ -2088,8 +2349,13 @@
         </w:numPr>
       </w:pPr>
       <w:r>
-        <w:t>Grab a 3.5mm audio cable</w:t>
-      </w:r>
+        <w:t xml:space="preserve">Grab a 3.5mm audio </w:t>
+      </w:r>
+      <w:proofErr w:type="gramStart"/>
+      <w:r>
+        <w:t>cable</w:t>
+      </w:r>
+      <w:proofErr w:type="gramEnd"/>
     </w:p>
     <w:p>
       <w:pPr>
@@ -2100,8 +2366,13 @@
         </w:numPr>
       </w:pPr>
       <w:r>
-        <w:t>Grab a 2” speaker</w:t>
-      </w:r>
+        <w:t xml:space="preserve">Grab a 2” </w:t>
+      </w:r>
+      <w:proofErr w:type="gramStart"/>
+      <w:r>
+        <w:t>speaker</w:t>
+      </w:r>
+      <w:proofErr w:type="gramEnd"/>
     </w:p>
     <w:p>
       <w:pPr>
@@ -2155,7 +2426,15 @@
         <w:t xml:space="preserve">fine tune </w:t>
       </w:r>
       <w:r>
-        <w:t xml:space="preserve">the bias voltage and Vbe multiplier </w:t>
+        <w:t xml:space="preserve">the bias voltage and </w:t>
+      </w:r>
+      <w:proofErr w:type="spellStart"/>
+      <w:r>
+        <w:t>Vbe</w:t>
+      </w:r>
+      <w:proofErr w:type="spellEnd"/>
+      <w:r>
+        <w:t xml:space="preserve"> multiplier </w:t>
       </w:r>
       <w:r>
         <w:t>in preparation to apply an audio signal.  To do this, first configure your oscilloscope as follows</w:t>
@@ -2821,11 +3100,16 @@
         <w:t xml:space="preserve">djust </w:t>
       </w:r>
       <w:r>
-        <w:t>the V</w:t>
+        <w:t xml:space="preserve">the </w:t>
+      </w:r>
+      <w:proofErr w:type="spellStart"/>
+      <w:r>
+        <w:t>V</w:t>
       </w:r>
       <w:r>
         <w:t>bias</w:t>
       </w:r>
+      <w:proofErr w:type="spellEnd"/>
       <w:r>
         <w:t xml:space="preserve"> </w:t>
       </w:r>
@@ -2850,17 +3134,30 @@
       <w:r>
         <w:t xml:space="preserve"> </w:t>
       </w:r>
-      <w:fldSimple w:instr=" REF _Ref148473571 ">
-        <w:r>
-          <w:t xml:space="preserve">Figure </w:t>
-        </w:r>
-        <w:r>
-          <w:rPr>
-            <w:noProof/>
-          </w:rPr>
-          <w:t>5</w:t>
-        </w:r>
-      </w:fldSimple>
+      <w:r>
+        <w:fldChar w:fldCharType="begin"/>
+      </w:r>
+      <w:r>
+        <w:instrText xml:space="preserve"> REF _Ref148473571 </w:instrText>
+      </w:r>
+      <w:r>
+        <w:fldChar w:fldCharType="separate"/>
+      </w:r>
+      <w:r>
+        <w:t xml:space="preserve">Figure </w:t>
+      </w:r>
+      <w:r>
+        <w:rPr>
+          <w:noProof/>
+        </w:rPr>
+        <w:t>5</w:t>
+      </w:r>
+      <w:r>
+        <w:rPr>
+          <w:noProof/>
+        </w:rPr>
+        <w:fldChar w:fldCharType="end"/>
+      </w:r>
       <w:r>
         <w:t xml:space="preserve"> </w:t>
       </w:r>
@@ -3000,14 +3297,27 @@
       <w:r>
         <w:t xml:space="preserve">Figure </w:t>
       </w:r>
-      <w:fldSimple w:instr=" SEQ Figure \* ARABIC ">
-        <w:r>
-          <w:rPr>
-            <w:noProof/>
-          </w:rPr>
-          <w:t>5</w:t>
-        </w:r>
-      </w:fldSimple>
+      <w:r>
+        <w:fldChar w:fldCharType="begin"/>
+      </w:r>
+      <w:r>
+        <w:instrText xml:space="preserve"> SEQ Figure \* ARABIC </w:instrText>
+      </w:r>
+      <w:r>
+        <w:fldChar w:fldCharType="separate"/>
+      </w:r>
+      <w:r>
+        <w:rPr>
+          <w:noProof/>
+        </w:rPr>
+        <w:t>5</w:t>
+      </w:r>
+      <w:r>
+        <w:rPr>
+          <w:noProof/>
+        </w:rPr>
+        <w:fldChar w:fldCharType="end"/>
+      </w:r>
       <w:bookmarkEnd w:id="5"/>
       <w:r>
         <w:t xml:space="preserve">: </w:t>
@@ -3042,7 +3352,15 @@
         <w:pStyle w:val="Heading2"/>
       </w:pPr>
       <w:r>
-        <w:t>Tune Vbe Multiplier</w:t>
+        <w:t xml:space="preserve">Tune </w:t>
+      </w:r>
+      <w:proofErr w:type="spellStart"/>
+      <w:r>
+        <w:t>Vbe</w:t>
+      </w:r>
+      <w:proofErr w:type="spellEnd"/>
+      <w:r>
+        <w:t xml:space="preserve"> Multiplier</w:t>
       </w:r>
     </w:p>
     <w:p>
@@ -3050,7 +3368,35 @@
         <w:ind w:left="0" w:firstLine="0"/>
       </w:pPr>
       <w:r>
-        <w:t>It’s important to get the Vbe multiplier tuned because this is the one items that will cause the output transistors to overhead.  In other words, if your output transistors are overheating it’s almost certainly a result of your Vbe multiplier being mis-adusted.</w:t>
+        <w:t xml:space="preserve">It’s important to get the </w:t>
+      </w:r>
+      <w:proofErr w:type="spellStart"/>
+      <w:r>
+        <w:t>Vbe</w:t>
+      </w:r>
+      <w:proofErr w:type="spellEnd"/>
+      <w:r>
+        <w:t xml:space="preserve"> multiplier tuned because this is the one items that will cause the output transistors to overhea</w:t>
+      </w:r>
+      <w:r>
+        <w:t>t</w:t>
+      </w:r>
+      <w:r>
+        <w:t xml:space="preserve">.  In other words, if your output transistors are overheating it’s almost certainly a result of your </w:t>
+      </w:r>
+      <w:proofErr w:type="spellStart"/>
+      <w:r>
+        <w:t>Vbe</w:t>
+      </w:r>
+      <w:proofErr w:type="spellEnd"/>
+      <w:r>
+        <w:t xml:space="preserve"> multiplier being mis-</w:t>
+      </w:r>
+      <w:r>
+        <w:t>adjusted</w:t>
+      </w:r>
+      <w:r>
+        <w:t>.</w:t>
       </w:r>
       <w:r>
         <w:t xml:space="preserve">  It is MUCH easier to set the BIAS voltage with a speaker attached.</w:t>
@@ -3064,7 +3410,15 @@
         </w:rPr>
       </w:pPr>
       <w:r>
-        <w:t>Adjusting the Vbe multiplier changes when the T1 and T2</w:t>
+        <w:t xml:space="preserve">Adjusting the </w:t>
+      </w:r>
+      <w:proofErr w:type="spellStart"/>
+      <w:r>
+        <w:t>Vbe</w:t>
+      </w:r>
+      <w:proofErr w:type="spellEnd"/>
+      <w:r>
+        <w:t xml:space="preserve"> multiplier changes when the T1 and T2</w:t>
       </w:r>
       <w:r>
         <w:t>,</w:t>
@@ -3112,7 +3466,19 @@
         <w:rPr>
           <w:noProof/>
         </w:rPr>
-        <w:t xml:space="preserve">  When you set the voltage across the Vbe multiplier too high, both T1 and T2 will conduct at the same time.  This will cause a short circuit between the Vcc and GND rails causing very high power disipation in T1 and T2.  When you set the voltage across the Vbe multiplier is set too low, there will be times when neither T1 and T2.  This will cause a flat spot in VOUT and a distorted audio output.  </w:t>
+        <w:t xml:space="preserve">  When you set the voltage across the Vbe multiplier too high, both T1 and T2 will conduct at the same time.  This will cause a short circuit between the Vcc and GND rails causing very high power disipation in T1 and T2.  When you set the voltage across the Vbe multiplier is set too low, there will be times when neither T1 and T2</w:t>
+      </w:r>
+      <w:r>
+        <w:rPr>
+          <w:noProof/>
+        </w:rPr>
+        <w:t xml:space="preserve"> forward conduct</w:t>
+      </w:r>
+      <w:r>
+        <w:rPr>
+          <w:noProof/>
+        </w:rPr>
+        <w:t xml:space="preserve">.  This will cause a flat spot in VOUT and a distorted audio output.  </w:t>
       </w:r>
     </w:p>
     <w:p>
@@ -3127,7 +3493,55 @@
         <w:rPr>
           <w:noProof/>
         </w:rPr>
-        <w:t xml:space="preserve">Both of these unwanted situations are a mistiming in turning one of the output transistors on turing the other transistor on.  This is called cross-over distortion because the output signal is crossing over from one of the transistors to the other.  You need to adjust the Vbe multiplier so that the sinusoidal output has no cross-over distortion, so that output waveform has no distortions in the middle. </w:t>
+        <w:t>Both of these unwanted situations are a mistiming in turning one of the output transistors on</w:t>
+      </w:r>
+      <w:r>
+        <w:rPr>
+          <w:noProof/>
+        </w:rPr>
+        <w:t xml:space="preserve">, and </w:t>
+      </w:r>
+      <w:r>
+        <w:rPr>
+          <w:noProof/>
+        </w:rPr>
+        <w:t xml:space="preserve"> tur</w:t>
+      </w:r>
+      <w:r>
+        <w:rPr>
+          <w:noProof/>
+        </w:rPr>
+        <w:t>n</w:t>
+      </w:r>
+      <w:r>
+        <w:rPr>
+          <w:noProof/>
+        </w:rPr>
+        <w:t>ing the other transistor on</w:t>
+      </w:r>
+      <w:r>
+        <w:rPr>
+          <w:noProof/>
+        </w:rPr>
+        <w:t xml:space="preserve"> too</w:t>
+      </w:r>
+      <w:r>
+        <w:rPr>
+          <w:noProof/>
+        </w:rPr>
+        <w:t xml:space="preserve">.  This is called cross-over distortion because the output signal is crossing over from one of the transistors to the other.  You need to adjust the Vbe multiplier so that the sinusoidal output has no cross-over distortion, so that </w:t>
+      </w:r>
+      <w:r>
+        <w:rPr>
+          <w:noProof/>
+        </w:rPr>
+        <w:t xml:space="preserve">the </w:t>
+      </w:r>
+      <w:r>
+        <w:rPr>
+          <w:noProof/>
+        </w:rPr>
+        <w:t xml:space="preserve">output waveform has no distortions in the middle. </w:t>
       </w:r>
       <w:r>
         <w:rPr>
@@ -3202,7 +3616,7 @@
         <w:rPr>
           <w:noProof/>
         </w:rPr>
-        <w:t xml:space="preserve">Your oscilloiscope should display the </w:t>
+        <w:t xml:space="preserve">Your oscilloscope should display the </w:t>
       </w:r>
       <w:r>
         <w:rPr>
@@ -3368,7 +3782,7 @@
           <w:noProof/>
           <w:color w:val="auto"/>
         </w:rPr>
-        <w:t xml:space="preserve">If you are not paying attention to the power supply, you will notice that the channel 1 and channel 2 waveforms start to loose voltage when the Vbe POT is turned too far CCW as shown at right </w:t>
+        <w:t xml:space="preserve">If you are not paying attention to the power supply, you will notice that the channel 1 and channel 2 waveforms start to lose voltage when the Vbe POT is turned too far CCW as shown at right </w:t>
       </w:r>
       <w:r>
         <w:rPr>
@@ -3753,9 +4167,9 @@
           <w:sz w:val="18"/>
           <w:szCs w:val="18"/>
         </w:rPr>
-        <w:t xml:space="preserve">some CCW adjustment on the Vbe POT, </w:t>
-      </w:r>
-      <w:bookmarkStart w:id="7" w:name="_Hlk111465597"/>
+        <w:t xml:space="preserve">some CCW adjustment on the </w:t>
+      </w:r>
+      <w:proofErr w:type="spellStart"/>
       <w:r>
         <w:rPr>
           <w:i/>
@@ -3764,8 +4178,9 @@
           <w:sz w:val="18"/>
           <w:szCs w:val="18"/>
         </w:rPr>
-        <w:t>I separated the two waveforms by about 2</w:t>
-      </w:r>
+        <w:t>Vbe</w:t>
+      </w:r>
+      <w:proofErr w:type="spellEnd"/>
       <w:r>
         <w:rPr>
           <w:i/>
@@ -3774,8 +4189,9 @@
           <w:sz w:val="18"/>
           <w:szCs w:val="18"/>
         </w:rPr>
-        <w:t>.4</w:t>
-      </w:r>
+        <w:t xml:space="preserve"> POT, </w:t>
+      </w:r>
+      <w:bookmarkStart w:id="7" w:name="_Hlk111465597"/>
       <w:r>
         <w:rPr>
           <w:i/>
@@ -3784,7 +4200,7 @@
           <w:sz w:val="18"/>
           <w:szCs w:val="18"/>
         </w:rPr>
-        <w:t>V</w:t>
+        <w:t>I separated the two waveforms by about 2</w:t>
       </w:r>
       <w:r>
         <w:rPr>
@@ -3794,7 +4210,49 @@
           <w:sz w:val="18"/>
           <w:szCs w:val="18"/>
         </w:rPr>
-        <w:t xml:space="preserve"> – perfect.  (right) when the Vbe POT is turned too far CCW, you are shorting the power supply across the T1 and T2 Darlington pairs – bad.</w:t>
+        <w:t>.4</w:t>
+      </w:r>
+      <w:r>
+        <w:rPr>
+          <w:i/>
+          <w:iCs/>
+          <w:color w:val="525252" w:themeColor="accent3" w:themeShade="80"/>
+          <w:sz w:val="18"/>
+          <w:szCs w:val="18"/>
+        </w:rPr>
+        <w:t>V</w:t>
+      </w:r>
+      <w:r>
+        <w:rPr>
+          <w:i/>
+          <w:iCs/>
+          <w:color w:val="525252" w:themeColor="accent3" w:themeShade="80"/>
+          <w:sz w:val="18"/>
+          <w:szCs w:val="18"/>
+        </w:rPr>
+        <w:t xml:space="preserve"> – perfect.  (right) when the </w:t>
+      </w:r>
+      <w:proofErr w:type="spellStart"/>
+      <w:r>
+        <w:rPr>
+          <w:i/>
+          <w:iCs/>
+          <w:color w:val="525252" w:themeColor="accent3" w:themeShade="80"/>
+          <w:sz w:val="18"/>
+          <w:szCs w:val="18"/>
+        </w:rPr>
+        <w:t>Vbe</w:t>
+      </w:r>
+      <w:proofErr w:type="spellEnd"/>
+      <w:r>
+        <w:rPr>
+          <w:i/>
+          <w:iCs/>
+          <w:color w:val="525252" w:themeColor="accent3" w:themeShade="80"/>
+          <w:sz w:val="18"/>
+          <w:szCs w:val="18"/>
+        </w:rPr>
+        <w:t xml:space="preserve"> POT is turned too far CCW, you are shorting the power supply across the T1 and T2 Darlington pairs – bad.</w:t>
       </w:r>
     </w:p>
     <w:p>
@@ -3816,7 +4274,15 @@
         <w:t>In the previous step you may have moved the waveforms away from the 8V center value</w:t>
       </w:r>
       <w:r>
-        <w:t>.  Adjust the Vbias POT to recenter the pair of waveforms so that their average value is 8V.  You are now ready to do some further testing with your audio amplifier.</w:t>
+        <w:t xml:space="preserve">.  Adjust the </w:t>
+      </w:r>
+      <w:proofErr w:type="spellStart"/>
+      <w:r>
+        <w:t>Vbias</w:t>
+      </w:r>
+      <w:proofErr w:type="spellEnd"/>
+      <w:r>
+        <w:t xml:space="preserve"> POT to recenter the pair of waveforms so that their average value is 8V.  You are now ready to do some further testing with your audio amplifier.</w:t>
       </w:r>
     </w:p>
     <w:p>
@@ -3857,10 +4323,42 @@
         <w:t>the voltage</w:t>
       </w:r>
       <w:r>
-        <w:t xml:space="preserve"> gain from the signal source to the Vout by forming the ratio of Vout amplitude over Vin amplitude.  Note that this is the same quantity as the Vef/Vs ratio you computed in last week’s lab.  </w:t>
-      </w:r>
-      <w:r>
-        <w:t>In order to do this reconfigure your oscilloscope as follows:</w:t>
+        <w:t xml:space="preserve"> gain from the signal source to the </w:t>
+      </w:r>
+      <w:proofErr w:type="spellStart"/>
+      <w:r>
+        <w:t>Vout</w:t>
+      </w:r>
+      <w:proofErr w:type="spellEnd"/>
+      <w:r>
+        <w:t xml:space="preserve"> by forming the ratio of </w:t>
+      </w:r>
+      <w:proofErr w:type="spellStart"/>
+      <w:r>
+        <w:t>Vout</w:t>
+      </w:r>
+      <w:proofErr w:type="spellEnd"/>
+      <w:r>
+        <w:t xml:space="preserve"> amplitude over Vin amplitude.  Note that this is the same quantity as the </w:t>
+      </w:r>
+      <w:proofErr w:type="spellStart"/>
+      <w:r>
+        <w:t>Vef</w:t>
+      </w:r>
+      <w:proofErr w:type="spellEnd"/>
+      <w:r>
+        <w:t xml:space="preserve">/Vs ratio you computed in last week’s lab.  </w:t>
+      </w:r>
+      <w:r>
+        <w:t xml:space="preserve">In order to do </w:t>
+      </w:r>
+      <w:proofErr w:type="gramStart"/>
+      <w:r>
+        <w:t>this</w:t>
+      </w:r>
+      <w:proofErr w:type="gramEnd"/>
+      <w:r>
+        <w:t xml:space="preserve"> reconfigure your oscilloscope as follows:</w:t>
       </w:r>
     </w:p>
     <w:tbl>
@@ -4118,8 +4616,13 @@
               <w:ind w:left="0" w:firstLine="0"/>
               <w:cnfStyle w:val="000000000000" w:firstRow="0" w:lastRow="0" w:firstColumn="0" w:lastColumn="0" w:oddVBand="0" w:evenVBand="0" w:oddHBand="0" w:evenHBand="0" w:firstRowFirstColumn="0" w:firstRowLastColumn="0" w:lastRowFirstColumn="0" w:lastRowLastColumn="0"/>
             </w:pPr>
+            <w:proofErr w:type="spellStart"/>
             <w:r>
-              <w:t>Vout header</w:t>
+              <w:t>Vout</w:t>
+            </w:r>
+            <w:proofErr w:type="spellEnd"/>
+            <w:r>
+              <w:t xml:space="preserve"> header</w:t>
             </w:r>
           </w:p>
         </w:tc>
@@ -4507,7 +5010,15 @@
         <w:t>week’s</w:t>
       </w:r>
       <w:r>
-        <w:t xml:space="preserve"> lab for the unloaded Vef/Vs ratio.</w:t>
+        <w:t xml:space="preserve"> lab for the unloaded </w:t>
+      </w:r>
+      <w:proofErr w:type="spellStart"/>
+      <w:r>
+        <w:t>Vef</w:t>
+      </w:r>
+      <w:proofErr w:type="spellEnd"/>
+      <w:r>
+        <w:t>/Vs ratio.</w:t>
       </w:r>
       <w:bookmarkEnd w:id="9"/>
     </w:p>
@@ -4570,14 +5081,27 @@
       <w:r>
         <w:t xml:space="preserve">Figure </w:t>
       </w:r>
-      <w:fldSimple w:instr=" SEQ Figure \* ARABIC ">
-        <w:r>
-          <w:rPr>
-            <w:noProof/>
-          </w:rPr>
-          <w:t>7</w:t>
-        </w:r>
-      </w:fldSimple>
+      <w:r>
+        <w:fldChar w:fldCharType="begin"/>
+      </w:r>
+      <w:r>
+        <w:instrText xml:space="preserve"> SEQ Figure \* ARABIC </w:instrText>
+      </w:r>
+      <w:r>
+        <w:fldChar w:fldCharType="separate"/>
+      </w:r>
+      <w:r>
+        <w:rPr>
+          <w:noProof/>
+        </w:rPr>
+        <w:t>7</w:t>
+      </w:r>
+      <w:r>
+        <w:rPr>
+          <w:noProof/>
+        </w:rPr>
+        <w:fldChar w:fldCharType="end"/>
+      </w:r>
       <w:bookmarkEnd w:id="10"/>
       <w:r>
         <w:t>: Oscilloscope capture of an unloaded common emitter input and output - no speaker attached.</w:t>
@@ -4671,10 +5195,22 @@
         <w:t>week’s</w:t>
       </w:r>
       <w:r>
-        <w:t xml:space="preserve"> lab for the unloaded Vef/Vs ratio.</w:t>
+        <w:t xml:space="preserve"> lab for the unloaded </w:t>
+      </w:r>
+      <w:proofErr w:type="spellStart"/>
+      <w:r>
+        <w:t>Vef</w:t>
+      </w:r>
+      <w:proofErr w:type="spellEnd"/>
+      <w:r>
+        <w:t>/Vs ratio.</w:t>
       </w:r>
     </w:p>
-    <w:p/>
+    <w:p>
+      <w:pPr>
+        <w:ind w:left="0" w:firstLine="0"/>
+      </w:pPr>
+    </w:p>
     <w:p>
       <w:pPr>
         <w:keepNext/>
@@ -4734,14 +5270,27 @@
       <w:r>
         <w:t xml:space="preserve">Figure </w:t>
       </w:r>
-      <w:fldSimple w:instr=" SEQ Figure \* ARABIC ">
-        <w:r>
-          <w:rPr>
-            <w:noProof/>
-          </w:rPr>
-          <w:t>8</w:t>
-        </w:r>
-      </w:fldSimple>
+      <w:r>
+        <w:fldChar w:fldCharType="begin"/>
+      </w:r>
+      <w:r>
+        <w:instrText xml:space="preserve"> SEQ Figure \* ARABIC </w:instrText>
+      </w:r>
+      <w:r>
+        <w:fldChar w:fldCharType="separate"/>
+      </w:r>
+      <w:r>
+        <w:rPr>
+          <w:noProof/>
+        </w:rPr>
+        <w:t>8</w:t>
+      </w:r>
+      <w:r>
+        <w:rPr>
+          <w:noProof/>
+        </w:rPr>
+        <w:fldChar w:fldCharType="end"/>
+      </w:r>
       <w:bookmarkEnd w:id="12"/>
       <w:r>
         <w:t>: Oscilloscope capture of a loaded common emitter input and output – 8</w:t>
@@ -4788,7 +5337,15 @@
         <w:t xml:space="preserve">Disconnect </w:t>
       </w:r>
       <w:r>
-        <w:t>the 3.5mm audio cable and stop the youtube video.</w:t>
+        <w:t xml:space="preserve">the 3.5mm audio cable and stop the </w:t>
+      </w:r>
+      <w:proofErr w:type="spellStart"/>
+      <w:r>
+        <w:t>youtube</w:t>
+      </w:r>
+      <w:proofErr w:type="spellEnd"/>
+      <w:r>
+        <w:t xml:space="preserve"> video.</w:t>
       </w:r>
     </w:p>
     <w:p>
@@ -4824,8 +5381,13 @@
         </w:numPr>
       </w:pPr>
       <w:r>
-        <w:t>Connect BNC to BNC cable from T-connector to Channel 1 input</w:t>
-      </w:r>
+        <w:t xml:space="preserve">Connect BNC to BNC cable from T-connector to Channel 1 </w:t>
+      </w:r>
+      <w:proofErr w:type="gramStart"/>
+      <w:r>
+        <w:t>input</w:t>
+      </w:r>
+      <w:proofErr w:type="gramEnd"/>
     </w:p>
     <w:p>
       <w:pPr>
@@ -4860,7 +5422,31 @@
         <w:t xml:space="preserve"> alligator clip</w:t>
       </w:r>
       <w:r>
-        <w:t>.  You will need a small jumper wire to connect the red alligator clip to the AMPin header pin. The left AMPin pin is electrically connected to the right AMPin pin so it doesn’t matter which you connect to.</w:t>
+        <w:t xml:space="preserve">.  You will need a small jumper wire to connect the red alligator clip to the </w:t>
+      </w:r>
+      <w:proofErr w:type="spellStart"/>
+      <w:r>
+        <w:t>AMPin</w:t>
+      </w:r>
+      <w:proofErr w:type="spellEnd"/>
+      <w:r>
+        <w:t xml:space="preserve"> header pin. The left </w:t>
+      </w:r>
+      <w:proofErr w:type="spellStart"/>
+      <w:r>
+        <w:t>AMPin</w:t>
+      </w:r>
+      <w:proofErr w:type="spellEnd"/>
+      <w:r>
+        <w:t xml:space="preserve"> pin is electrically connected to the right </w:t>
+      </w:r>
+      <w:proofErr w:type="spellStart"/>
+      <w:r>
+        <w:t>AMPin</w:t>
+      </w:r>
+      <w:proofErr w:type="spellEnd"/>
+      <w:r>
+        <w:t xml:space="preserve"> pin so it doesn’t matter which you connect to.</w:t>
       </w:r>
     </w:p>
     <w:p>
@@ -4903,8 +5489,13 @@
       </w:pPr>
       <w:r>
         <w:lastRenderedPageBreak/>
-        <w:t>Press the Features softkey and select FRA</w:t>
-      </w:r>
+        <w:t xml:space="preserve">Press the Features softkey and select </w:t>
+      </w:r>
+      <w:proofErr w:type="gramStart"/>
+      <w:r>
+        <w:t>FRA</w:t>
+      </w:r>
+      <w:proofErr w:type="gramEnd"/>
     </w:p>
     <w:p>
       <w:pPr>
@@ -4915,8 +5506,13 @@
         </w:numPr>
       </w:pPr>
       <w:r>
-        <w:t>Make sure the setup tab (gear icon) is selected</w:t>
-      </w:r>
+        <w:t xml:space="preserve">Make sure the setup tab (gear icon) is </w:t>
+      </w:r>
+      <w:proofErr w:type="gramStart"/>
+      <w:r>
+        <w:t>selected</w:t>
+      </w:r>
+      <w:proofErr w:type="gramEnd"/>
     </w:p>
     <w:p>
       <w:pPr>
@@ -5018,9 +5614,11 @@
           <w:numId w:val="42"/>
         </w:numPr>
       </w:pPr>
+      <w:proofErr w:type="spellStart"/>
       <w:r>
         <w:t>WaveGen</w:t>
       </w:r>
+      <w:proofErr w:type="spellEnd"/>
       <w:r>
         <w:tab/>
       </w:r>
@@ -5129,7 +5727,13 @@
         <w:rPr>
           <w:bCs/>
         </w:rPr>
-        <w:t>, you’ve earned it.</w:t>
+        <w:t>, you’ve earned it</w:t>
+      </w:r>
+      <w:r>
+        <w:rPr>
+          <w:bCs/>
+        </w:rPr>
+        <w:t>.</w:t>
       </w:r>
     </w:p>
     <w:p>
@@ -5211,8 +5815,16 @@
         <w:rPr>
           <w:bCs/>
         </w:rPr>
-        <w:t xml:space="preserve"> of input and output with no-load</w:t>
-      </w:r>
+        <w:t xml:space="preserve"> of input and output with </w:t>
+      </w:r>
+      <w:proofErr w:type="gramStart"/>
+      <w:r>
+        <w:rPr>
+          <w:bCs/>
+        </w:rPr>
+        <w:t>no-load</w:t>
+      </w:r>
+      <w:proofErr w:type="gramEnd"/>
     </w:p>
     <w:p>
       <w:pPr>
@@ -5283,8 +5895,16 @@
         <w:rPr>
           <w:bCs/>
         </w:rPr>
-        <w:t xml:space="preserve"> of input and output with 8Ω speaker</w:t>
-      </w:r>
+        <w:t xml:space="preserve"> of input and output with 8Ω </w:t>
+      </w:r>
+      <w:proofErr w:type="gramStart"/>
+      <w:r>
+        <w:rPr>
+          <w:bCs/>
+        </w:rPr>
+        <w:t>speaker</w:t>
+      </w:r>
+      <w:proofErr w:type="gramEnd"/>
     </w:p>
     <w:p>
       <w:pPr>
@@ -5355,8 +5975,16 @@
         <w:rPr>
           <w:bCs/>
         </w:rPr>
-        <w:t xml:space="preserve"> for amplifier</w:t>
-      </w:r>
+        <w:t xml:space="preserve"> for </w:t>
+      </w:r>
+      <w:proofErr w:type="gramStart"/>
+      <w:r>
+        <w:rPr>
+          <w:bCs/>
+        </w:rPr>
+        <w:t>amplifier</w:t>
+      </w:r>
+      <w:proofErr w:type="gramEnd"/>
     </w:p>
     <w:p>
       <w:pPr>
@@ -5398,8 +6026,16 @@
         <w:rPr>
           <w:bCs/>
         </w:rPr>
-        <w:t>by playing a song</w:t>
-      </w:r>
+        <w:t xml:space="preserve">by playing a </w:t>
+      </w:r>
+      <w:proofErr w:type="gramStart"/>
+      <w:r>
+        <w:rPr>
+          <w:bCs/>
+        </w:rPr>
+        <w:t>song</w:t>
+      </w:r>
+      <w:proofErr w:type="gramEnd"/>
     </w:p>
     <w:bookmarkEnd w:id="14"/>
     <w:p>
